--- a/NOP_BAI_DRIVE/Mau_05_Test_Summary_Report.docx
+++ b/NOP_BAI_DRIVE/Mau_05_Test_Summary_Report.docx
@@ -55,17 +55,17 @@
         <w:rPr>
           <w:b/>
         </w:rPr>
-        <w:t xml:space="preserve">Dự án: </w:t>
+        <w:t xml:space="preserve">Hệ thống: </w:t>
       </w:r>
       <w:r>
-        <w:t>SmartCalc Pro (Máy tính bỏ túi phục vụ kiểm thử phần mềm)</w:t>
+        <w:t>SmartCalc Pro (Web Application &amp; Testing)</w:t>
         <w:br/>
       </w:r>
       <w:r>
         <w:rPr>
           <w:b/>
         </w:rPr>
-        <w:t xml:space="preserve">Repository GitHub: </w:t>
+        <w:t xml:space="preserve">GitHub Repo: </w:t>
       </w:r>
       <w:r>
         <w:t>https://github.com/QUANGPV021/calculator-qa-testing</w:t>
@@ -75,7 +75,7 @@
         <w:rPr>
           <w:b/>
         </w:rPr>
-        <w:t xml:space="preserve">Trang web triển khai (GitHub Pages): </w:t>
+        <w:t xml:space="preserve">Website Live: </w:t>
       </w:r>
       <w:r>
         <w:t>https://quangpv021.github.io/calculator-qa-testing/</w:t>
@@ -97,11 +97,11 @@
     </w:p>
     <w:p>
       <w:r>
-        <w:t>- Tổng số Test Cases thiết kế: 20 kịch bản.</w:t>
+        <w:t>- Tổng số Test Cases: 20 kịch bản.</w:t>
         <w:br/>
-        <w:t>- Số Test Cases Passed: 5 kịch bản (25%).</w:t>
+        <w:t>- Số Test Cases Passed: 4 kịch bản (20%).</w:t>
         <w:br/>
-        <w:t>- Số Test Cases Failed: 15 kịch bản (75%).</w:t>
+        <w:t>- Số Test Cases Failed: 16 kịch bản (80%).</w:t>
       </w:r>
     </w:p>
     <w:p>
@@ -109,26 +109,24 @@
         <w:pStyle w:val="Heading1"/>
       </w:pPr>
       <w:r>
-        <w:t>2. Thống kê lỗi phát hiện được</w:t>
+        <w:t>2. Thống kê lỗi phát hiện theo 5 nhóm quy chuẩn của Đề bài</w:t>
       </w:r>
     </w:p>
     <w:p>
       <w:r>
-        <w:t>- Tổng số lỗi phát hiện: 15 lỗi.</w:t>
+        <w:t>Tổng số lỗi: 16 lỗi (Đạt chỉ tiêu $\ge 15$ lỗi của thầy, gồm 10 lỗi trong đặc tả và 6 lỗi ngoài đặc tả):</w:t>
         <w:br/>
-        <w:t xml:space="preserve">  + Lỗi trong đặc tả: 10 lỗi (Đạt chỉ tiêu tối thiểu 10 bug đặc tả).</w:t>
+        <w:t>- 1. Functional (Chức năng): 5 lỗi (SEED-01, SEED-02, SEED-03, SEED-04, SEED-05)</w:t>
         <w:br/>
-        <w:t xml:space="preserve">  + Lỗi ngoài đặc tả: 5 lỗi (Vượt chỉ tiêu tối thiểu 3 bug ngoài đặc tả).</w:t>
+        <w:t>- 2. Visual (Hiển thị / Giao diện): 3 lỗi (SEED-06, SEED-07, SEED-08)</w:t>
         <w:br/>
-        <w:t>- Phân loại theo Severity:</w:t>
+        <w:t>- 3. Content (Nội dung / Nhãn): 3 lỗi (SEED-09, SEED-10, SEED-11)</w:t>
         <w:br/>
-        <w:t xml:space="preserve">  + Critical: 2 lỗi (BUG-01, BUG-03)</w:t>
+        <w:t>- 4. Performance (Hiệu năng): 2 lỗi (SEED-12 đơ CPU &gt; 3s, SEED-13 rò rỉ RAM)</w:t>
         <w:br/>
-        <w:t xml:space="preserve">  + Major: 6 lỗi (BUG-02, BUG-04, BUG-05, BUG-09, BUG-10, BUG-12, BUG-15)</w:t>
+        <w:t>- 5. Crash (Sập ứng dụng): 3 lỗi (SEED-14 sập do chuỗi rỗng, SEED-15 trắng màn hình 500, SEED-16 logic M-)</w:t>
         <w:br/>
-        <w:t xml:space="preserve">  + Medium: 4 lỗi (BUG-07, BUG-08, BUG-11, BUG-14)</w:t>
-        <w:br/>
-        <w:t xml:space="preserve">  + Minor: 2 lỗi (BUG-06, BUG-13)</w:t>
+        <w:t>- Phân loại theo Severity: Critical (4 lỗi), Major (6 lỗi), Medium (3 lỗi), Minor (3 lỗi).</w:t>
       </w:r>
     </w:p>
     <w:p>
@@ -136,12 +134,12 @@
         <w:pStyle w:val="Heading1"/>
       </w:pPr>
       <w:r>
-        <w:t>3. Đánh giá chất lượng và kết luận</w:t>
+        <w:t>3. Kết luận và Kiến nghị</w:t>
       </w:r>
     </w:p>
     <w:p>
       <w:r>
-        <w:t>Hệ thống máy tính hiện tại chứa nhiều lỗi logic toán học và bảo toàn dữ liệu. Cần phải áp dụng các bản vá (Patches) đề xuất trong Bug Manifest trước khi đưa vào phát hành chính thức.</w:t>
+        <w:t>Hệ thống chứa đầy đủ các lỗi cài cắm phục vụ kiểm thử theo đúng yêu cầu học phần. Các lỗi được ghi nhận chi tiết trong Mau_02_Bug_Manifest.xlsx để nộp cho Giảng viên.</w:t>
       </w:r>
     </w:p>
     <w:sectPr>
